--- a/public/Documents/INVITATION-LETTER-BASKETBALL.docx
+++ b/public/Documents/INVITATION-LETTER-BASKETBALL.docx
@@ -1,6 +1,6 @@
 
 <file path=word/document.xml><?xml version="1.0" encoding="utf-8"?>
-<w:document xmlns:wpc="http://schemas.microsoft.com/office/word/2010/wordprocessingCanvas" xmlns:cx="http://schemas.microsoft.com/office/drawing/2014/chartex" xmlns:cx1="http://schemas.microsoft.com/office/drawing/2015/9/8/chartex" xmlns:cx2="http://schemas.microsoft.com/office/drawing/2015/10/21/chartex" xmlns:cx3="http://schemas.microsoft.com/office/drawing/2016/5/9/chartex" xmlns:cx4="http://schemas.microsoft.com/office/drawing/2016/5/10/chartex" xmlns:cx5="http://schemas.microsoft.com/office/drawing/2016/5/11/chartex" xmlns:cx6="http://schemas.microsoft.com/office/drawing/2016/5/12/chartex" xmlns:cx7="http://schemas.microsoft.com/office/drawing/2016/5/13/chartex" xmlns:cx8="http://schemas.microsoft.com/office/drawing/2016/5/14/chartex" xmlns:mc="http://schemas.openxmlformats.org/markup-compatibility/2006" xmlns:aink="http://schemas.microsoft.com/office/drawing/2016/ink" xmlns:am3d="http://schemas.microsoft.com/office/drawing/2017/model3d" xmlns:o="urn:schemas-microsoft-com:office:office" xmlns:oel="http://schemas.microsoft.com/office/2019/extlst" xmlns:r="http://schemas.openxmlformats.org/officeDocument/2006/relationships" xmlns:m="http://schemas.openxmlformats.org/officeDocument/2006/math" xmlns:v="urn:schemas-microsoft-com:vml" xmlns:wp14="http://schemas.microsoft.com/office/word/2010/wordprocessingDrawing" xmlns:wp="http://schemas.openxmlformats.org/drawingml/2006/wordprocessingDrawing" xmlns:w10="urn:schemas-microsoft-com:office:word" xmlns:w="http://schemas.openxmlformats.org/wordprocessingml/2006/main" xmlns:w14="http://schemas.microsoft.com/office/word/2010/wordml" xmlns:w15="http://schemas.microsoft.com/office/word/2012/wordml" xmlns:w16cex="http://schemas.microsoft.com/office/word/2018/wordml/cex" xmlns:w16cid="http://schemas.microsoft.com/office/word/2016/wordml/cid" xmlns:w16="http://schemas.microsoft.com/office/word/2018/wordml" xmlns:w16du="http://schemas.microsoft.com/office/word/2023/wordml/word16du" xmlns:w16sdtdh="http://schemas.microsoft.com/office/word/2020/wordml/sdtdatahash" xmlns:w16sdtfl="http://schemas.microsoft.com/office/word/2024/wordml/sdtformatlock" xmlns:w16se="http://schemas.microsoft.com/office/word/2015/wordml/symex" xmlns:wpg="http://schemas.microsoft.com/office/word/2010/wordprocessingGroup" xmlns:wpi="http://schemas.microsoft.com/office/word/2010/wordprocessingInk" xmlns:wne="http://schemas.microsoft.com/office/word/2006/wordml" xmlns:wps="http://schemas.microsoft.com/office/word/2010/wordprocessingShape" mc:Ignorable="w14 w15 w16se w16cid w16 w16cex w16sdtdh w16sdtfl w16du wp14">
+<w:document xmlns:wpc="http://schemas.microsoft.com/office/word/2010/wordprocessingCanvas" xmlns:cx="http://schemas.microsoft.com/office/drawing/2014/chartex" xmlns:cx1="http://schemas.microsoft.com/office/drawing/2015/9/8/chartex" xmlns:mc="http://schemas.openxmlformats.org/markup-compatibility/2006" xmlns:o="urn:schemas-microsoft-com:office:office" xmlns:r="http://schemas.openxmlformats.org/officeDocument/2006/relationships" xmlns:m="http://schemas.openxmlformats.org/officeDocument/2006/math" xmlns:v="urn:schemas-microsoft-com:vml" xmlns:wp14="http://schemas.microsoft.com/office/word/2010/wordprocessingDrawing" xmlns:wp="http://schemas.openxmlformats.org/drawingml/2006/wordprocessingDrawing" xmlns:w10="urn:schemas-microsoft-com:office:word" xmlns:w="http://schemas.openxmlformats.org/wordprocessingml/2006/main" xmlns:w14="http://schemas.microsoft.com/office/word/2010/wordml" xmlns:w15="http://schemas.microsoft.com/office/word/2012/wordml" xmlns:w16se="http://schemas.microsoft.com/office/word/2015/wordml/symex" xmlns:wpg="http://schemas.microsoft.com/office/word/2010/wordprocessingGroup" xmlns:wpi="http://schemas.microsoft.com/office/word/2010/wordprocessingInk" xmlns:wne="http://schemas.microsoft.com/office/word/2006/wordml" xmlns:wps="http://schemas.microsoft.com/office/word/2010/wordprocessingShape" mc:Ignorable="w14 w15 w16se wp14">
   <w:body>
     <w:p>
       <w:pPr>
@@ -11,6 +11,8 @@
           <w:sz w:val="24"/>
         </w:rPr>
       </w:pPr>
+      <w:bookmarkStart w:id="0" w:name="_GoBack"/>
+      <w:bookmarkEnd w:id="0"/>
       <w:r>
         <w:rPr>
           <w:b/>
@@ -182,7 +184,7 @@
         </w:rPr>
         <w:t xml:space="preserve">from </w:t>
       </w:r>
-      <w:bookmarkStart w:id="0" w:name="_Hlk230210064"/>
+      <w:bookmarkStart w:id="1" w:name="_Hlk230210064"/>
       <w:r>
         <w:rPr>
           <w:b/>
@@ -260,7 +262,7 @@
         </w:rPr>
         <w:t>, 2026</w:t>
       </w:r>
-      <w:bookmarkEnd w:id="0"/>
+      <w:bookmarkEnd w:id="1"/>
       <w:r>
         <w:rPr>
           <w:b/>
@@ -628,7 +630,10 @@
         <w:t>, 2026</w:t>
       </w:r>
       <w:r>
-        <w:t xml:space="preserve">The participating teams are requested to bring one school flag and banner bearing the name of their school for ceremonies. </w:t>
+        <w:t>The participating teams are req</w:t>
+      </w:r>
+      <w:r>
+        <w:t xml:space="preserve">uested to bring one school flag and banner bearing the name of their school for ceremonies. </w:t>
       </w:r>
     </w:p>
     <w:p>
@@ -823,7 +828,7 @@
           <w:highlight w:val="cyan"/>
           <w:lang w:val="en-IN"/>
         </w:rPr>
-        <w:t>(Arrival of outstation Girls Team on June 2</w:t>
+        <w:t xml:space="preserve">(Arrival of outstation Girls Team on </w:t>
       </w:r>
       <w:r>
         <w:rPr>
@@ -834,7 +839,7 @@
           <w:highlight w:val="cyan"/>
           <w:lang w:val="en-IN"/>
         </w:rPr>
-        <w:t>0</w:t>
+        <w:t>July</w:t>
       </w:r>
       <w:r>
         <w:rPr>
@@ -845,6 +850,28 @@
           <w:highlight w:val="cyan"/>
           <w:lang w:val="en-IN"/>
         </w:rPr>
+        <w:t xml:space="preserve"> 2</w:t>
+      </w:r>
+      <w:r>
+        <w:rPr>
+          <w:b/>
+          <w:bCs/>
+          <w:sz w:val="24"/>
+          <w:szCs w:val="24"/>
+          <w:highlight w:val="cyan"/>
+          <w:lang w:val="en-IN"/>
+        </w:rPr>
+        <w:t>0</w:t>
+      </w:r>
+      <w:r>
+        <w:rPr>
+          <w:b/>
+          <w:bCs/>
+          <w:sz w:val="24"/>
+          <w:szCs w:val="24"/>
+          <w:highlight w:val="cyan"/>
+          <w:lang w:val="en-IN"/>
+        </w:rPr>
         <w:t>, 2026)</w:t>
       </w:r>
     </w:p>
@@ -899,7 +926,7 @@
           <w:highlight w:val="cyan"/>
           <w:lang w:val="en-IN"/>
         </w:rPr>
-        <w:t>June 2</w:t>
+        <w:t>July</w:t>
       </w:r>
       <w:r>
         <w:rPr>
@@ -910,7 +937,7 @@
           <w:highlight w:val="cyan"/>
           <w:lang w:val="en-IN"/>
         </w:rPr>
-        <w:t>4</w:t>
+        <w:t xml:space="preserve"> 2</w:t>
       </w:r>
       <w:r>
         <w:rPr>
@@ -921,7 +948,7 @@
           <w:highlight w:val="cyan"/>
           <w:lang w:val="en-IN"/>
         </w:rPr>
-        <w:t xml:space="preserve"> to June 2</w:t>
+        <w:t>4</w:t>
       </w:r>
       <w:r>
         <w:rPr>
@@ -932,7 +959,7 @@
           <w:highlight w:val="cyan"/>
           <w:lang w:val="en-IN"/>
         </w:rPr>
-        <w:t>6</w:t>
+        <w:t xml:space="preserve"> to </w:t>
       </w:r>
       <w:r>
         <w:rPr>
@@ -943,7 +970,7 @@
           <w:highlight w:val="cyan"/>
           <w:lang w:val="en-IN"/>
         </w:rPr>
-        <w:t>, 2026</w:t>
+        <w:t>July</w:t>
       </w:r>
       <w:r>
         <w:rPr>
@@ -954,7 +981,62 @@
           <w:highlight w:val="cyan"/>
           <w:lang w:val="en-IN"/>
         </w:rPr>
-        <w:t xml:space="preserve"> (Arrival of outstation Boys Team on June 2</w:t>
+        <w:t xml:space="preserve"> 2</w:t>
+      </w:r>
+      <w:r>
+        <w:rPr>
+          <w:b/>
+          <w:bCs/>
+          <w:sz w:val="24"/>
+          <w:szCs w:val="24"/>
+          <w:highlight w:val="cyan"/>
+          <w:lang w:val="en-IN"/>
+        </w:rPr>
+        <w:t>6</w:t>
+      </w:r>
+      <w:r>
+        <w:rPr>
+          <w:b/>
+          <w:bCs/>
+          <w:sz w:val="24"/>
+          <w:szCs w:val="24"/>
+          <w:highlight w:val="cyan"/>
+          <w:lang w:val="en-IN"/>
+        </w:rPr>
+        <w:t>, 2026</w:t>
+      </w:r>
+      <w:r>
+        <w:rPr>
+          <w:b/>
+          <w:bCs/>
+          <w:sz w:val="24"/>
+          <w:szCs w:val="24"/>
+          <w:highlight w:val="cyan"/>
+          <w:lang w:val="en-IN"/>
+        </w:rPr>
+        <w:t xml:space="preserve"> (Arrival of outstation Boys Team on </w:t>
+      </w:r>
+      <w:r>
+        <w:rPr>
+          <w:b/>
+          <w:bCs/>
+          <w:sz w:val="24"/>
+          <w:szCs w:val="24"/>
+          <w:highlight w:val="cyan"/>
+          <w:lang w:val="en-IN"/>
+        </w:rPr>
+        <w:t>July</w:t>
+      </w:r>
+      <w:r>
+        <w:rPr>
+          <w:b/>
+          <w:bCs/>
+          <w:sz w:val="24"/>
+          <w:szCs w:val="24"/>
+          <w:highlight w:val="cyan"/>
+          <w:lang w:val="en-IN"/>
+        </w:rPr>
+        <w:t xml:space="preserve"> 2</w:t>
       </w:r>
       <w:r>
         <w:rPr>
@@ -1330,7 +1412,14 @@
           <w:color w:val="25282A"/>
           <w:sz w:val="24"/>
         </w:rPr>
-        <w:t>online, only then we’ll allow them to</w:t>
+        <w:t xml:space="preserve">online, only then </w:t>
+      </w:r>
+      <w:r>
+        <w:rPr>
+          <w:color w:val="25282A"/>
+          <w:sz w:val="24"/>
+        </w:rPr>
+        <w:t>we’ll allow them to</w:t>
       </w:r>
       <w:r>
         <w:rPr>
@@ -1561,7 +1650,6 @@
         </w:rPr>
         <w:t xml:space="preserve"> </w:t>
       </w:r>
-      <w:proofErr w:type="gramStart"/>
       <w:r>
         <w:rPr>
           <w:b/>
@@ -1570,60 +1658,70 @@
           <w:highlight w:val="cyan"/>
           <w:u w:val="single" w:color="25282A"/>
         </w:rPr>
-        <w:t>Student</w:t>
-      </w:r>
-      <w:proofErr w:type="gramEnd"/>
+        <w:t>Student,</w:t>
+      </w:r>
       <w:r>
         <w:rPr>
           <w:b/>
           <w:color w:val="25282A"/>
+          <w:spacing w:val="9"/>
           <w:sz w:val="24"/>
           <w:highlight w:val="cyan"/>
           <w:u w:val="single" w:color="25282A"/>
         </w:rPr>
-        <w:t>,</w:t>
+        <w:t xml:space="preserve"> </w:t>
       </w:r>
       <w:r>
         <w:rPr>
           <w:b/>
           <w:color w:val="25282A"/>
-          <w:spacing w:val="9"/>
           <w:sz w:val="24"/>
           <w:highlight w:val="cyan"/>
           <w:u w:val="single" w:color="25282A"/>
         </w:rPr>
-        <w:t xml:space="preserve"> </w:t>
+        <w:t>will</w:t>
       </w:r>
       <w:r>
         <w:rPr>
           <w:b/>
           <w:color w:val="25282A"/>
+          <w:spacing w:val="-6"/>
           <w:sz w:val="24"/>
           <w:highlight w:val="cyan"/>
           <w:u w:val="single" w:color="25282A"/>
         </w:rPr>
-        <w:t>will</w:t>
+        <w:t xml:space="preserve"> </w:t>
       </w:r>
       <w:r>
         <w:rPr>
           <w:b/>
           <w:color w:val="25282A"/>
-          <w:spacing w:val="-6"/>
           <w:sz w:val="24"/>
           <w:highlight w:val="cyan"/>
           <w:u w:val="single" w:color="25282A"/>
         </w:rPr>
-        <w:t xml:space="preserve"> </w:t>
+        <w:t>not</w:t>
       </w:r>
       <w:r>
         <w:rPr>
           <w:b/>
           <w:color w:val="25282A"/>
+          <w:spacing w:val="-1"/>
           <w:sz w:val="24"/>
           <w:highlight w:val="cyan"/>
           <w:u w:val="single" w:color="25282A"/>
         </w:rPr>
-        <w:t>not</w:t>
+        <w:t xml:space="preserve"> </w:t>
+      </w:r>
+      <w:r>
+        <w:rPr>
+          <w:b/>
+          <w:color w:val="25282A"/>
+          <w:sz w:val="24"/>
+          <w:highlight w:val="cyan"/>
+          <w:u w:val="single" w:color="25282A"/>
+        </w:rPr>
+        <w:t>be</w:t>
       </w:r>
       <w:r>
         <w:rPr>
@@ -1644,7 +1742,7 @@
           <w:highlight w:val="cyan"/>
           <w:u w:val="single" w:color="25282A"/>
         </w:rPr>
-        <w:t>be</w:t>
+        <w:t>allowed</w:t>
       </w:r>
       <w:r>
         <w:rPr>
@@ -1665,7 +1763,7 @@
           <w:highlight w:val="cyan"/>
           <w:u w:val="single" w:color="25282A"/>
         </w:rPr>
-        <w:t>allowed</w:t>
+        <w:t>to</w:t>
       </w:r>
       <w:r>
         <w:rPr>
@@ -1682,32 +1780,11 @@
         <w:rPr>
           <w:b/>
           <w:color w:val="25282A"/>
+          <w:spacing w:val="-2"/>
           <w:sz w:val="24"/>
           <w:highlight w:val="cyan"/>
           <w:u w:val="single" w:color="25282A"/>
         </w:rPr>
-        <w:t>to</w:t>
-      </w:r>
-      <w:r>
-        <w:rPr>
-          <w:b/>
-          <w:color w:val="25282A"/>
-          <w:spacing w:val="-1"/>
-          <w:sz w:val="24"/>
-          <w:highlight w:val="cyan"/>
-          <w:u w:val="single" w:color="25282A"/>
-        </w:rPr>
-        <w:t xml:space="preserve"> </w:t>
-      </w:r>
-      <w:r>
-        <w:rPr>
-          <w:b/>
-          <w:color w:val="25282A"/>
-          <w:spacing w:val="-2"/>
-          <w:sz w:val="24"/>
-          <w:highlight w:val="cyan"/>
-          <w:u w:val="single" w:color="25282A"/>
-        </w:rPr>
         <w:t>participate.</w:t>
       </w:r>
     </w:p>
@@ -1864,7 +1941,16 @@
           <w:spacing w:val="-6"/>
           <w:sz w:val="24"/>
         </w:rPr>
-        <w:t>June 10, 2026</w:t>
+        <w:t>July</w:t>
+      </w:r>
+      <w:r>
+        <w:rPr>
+          <w:b/>
+          <w:bCs/>
+          <w:spacing w:val="-6"/>
+          <w:sz w:val="24"/>
+        </w:rPr>
+        <w:t xml:space="preserve"> 10, 2026</w:t>
       </w:r>
       <w:r>
         <w:rPr>
@@ -3692,7 +3778,25 @@
           <w:b/>
           <w:bCs/>
         </w:rPr>
-        <w:t xml:space="preserve"> Ravinder (9654100427)</w:t>
+        <w:t xml:space="preserve"> </w:t>
+      </w:r>
+      <w:proofErr w:type="spellStart"/>
+      <w:r>
+        <w:rPr>
+          <w:rFonts w:ascii="Trebuchet MS" w:hAnsi="Trebuchet MS"/>
+          <w:b/>
+          <w:bCs/>
+        </w:rPr>
+        <w:t>Ravinder</w:t>
+      </w:r>
+      <w:proofErr w:type="spellEnd"/>
+      <w:r>
+        <w:rPr>
+          <w:rFonts w:ascii="Trebuchet MS" w:hAnsi="Trebuchet MS"/>
+          <w:b/>
+          <w:bCs/>
+        </w:rPr>
+        <w:t xml:space="preserve"> (9654100427)</w:t>
       </w:r>
     </w:p>
     <w:p>
@@ -3855,16 +3959,15 @@
           <w:bCs/>
         </w:rPr>
         <w:tab/>
-        <w:t xml:space="preserve">      </w:t>
-      </w:r>
-      <w:proofErr w:type="gramStart"/>
+        <w:t xml:space="preserve">        </w:t>
+      </w:r>
       <w:r>
         <w:rPr>
           <w:rFonts w:ascii="Trebuchet MS" w:hAnsi="Trebuchet MS"/>
           <w:b/>
           <w:bCs/>
         </w:rPr>
-        <w:t xml:space="preserve">  </w:t>
+        <w:t>:</w:t>
       </w:r>
       <w:r>
         <w:rPr>
@@ -3872,36 +3975,13 @@
           <w:b/>
           <w:bCs/>
         </w:rPr>
-        <w:t>:</w:t>
-      </w:r>
-      <w:proofErr w:type="gramEnd"/>
-      <w:r>
-        <w:rPr>
-          <w:rFonts w:ascii="Trebuchet MS" w:hAnsi="Trebuchet MS"/>
-          <w:b/>
-          <w:bCs/>
-        </w:rPr>
-        <w:t xml:space="preserve"> </w:t>
-      </w:r>
-      <w:r>
-        <w:rPr>
-          <w:rFonts w:ascii="Trebuchet MS" w:hAnsi="Trebuchet MS"/>
-        </w:rPr>
-        <w:t xml:space="preserve">The </w:t>
-      </w:r>
-      <w:proofErr w:type="gramStart"/>
-      <w:r>
-        <w:rPr>
-          <w:rFonts w:ascii="Trebuchet MS" w:hAnsi="Trebuchet MS"/>
-        </w:rPr>
-        <w:t>School</w:t>
-      </w:r>
-      <w:proofErr w:type="gramEnd"/>
-      <w:r>
-        <w:rPr>
-          <w:rFonts w:ascii="Trebuchet MS" w:hAnsi="Trebuchet MS"/>
-        </w:rPr>
-        <w:t xml:space="preserve"> is located i</w:t>
+        <w:t xml:space="preserve"> </w:t>
+      </w:r>
+      <w:r>
+        <w:rPr>
+          <w:rFonts w:ascii="Trebuchet MS" w:hAnsi="Trebuchet MS"/>
+        </w:rPr>
+        <w:t>The School is located i</w:t>
       </w:r>
       <w:r>
         <w:rPr>
@@ -3964,14 +4044,14 @@
         <w:rPr>
           <w:rFonts w:ascii="Trebuchet MS" w:hAnsi="Trebuchet MS"/>
         </w:rPr>
-        <w:t>(Mamun-</w:t>
+        <w:t>(</w:t>
       </w:r>
       <w:proofErr w:type="spellStart"/>
       <w:r>
         <w:rPr>
           <w:rFonts w:ascii="Trebuchet MS" w:hAnsi="Trebuchet MS"/>
         </w:rPr>
-        <w:t>Madhopur</w:t>
+        <w:t>Mamun-Madhopur</w:t>
       </w:r>
       <w:proofErr w:type="spellEnd"/>
       <w:r>
@@ -4640,7 +4720,14 @@
           <w:rFonts w:ascii="Trebuchet MS" w:hAnsi="Trebuchet MS"/>
           <w:b/>
         </w:rPr>
-        <w:t>June 15, 2026</w:t>
+        <w:t>July</w:t>
+      </w:r>
+      <w:r>
+        <w:rPr>
+          <w:rFonts w:ascii="Trebuchet MS" w:hAnsi="Trebuchet MS"/>
+          <w:b/>
+        </w:rPr>
+        <w:t xml:space="preserve"> 15, 2026</w:t>
       </w:r>
       <w:r>
         <w:rPr>
@@ -4967,21 +5054,7 @@
         <w:rPr>
           <w:rFonts w:ascii="Trebuchet MS" w:hAnsi="Trebuchet MS"/>
         </w:rPr>
-        <w:t xml:space="preserve">In case the player/team is being accompanied only by the parent, it should be informed by the </w:t>
-      </w:r>
-      <w:proofErr w:type="gramStart"/>
-      <w:r>
-        <w:rPr>
-          <w:rFonts w:ascii="Trebuchet MS" w:hAnsi="Trebuchet MS"/>
-        </w:rPr>
-        <w:t>Principal</w:t>
-      </w:r>
-      <w:proofErr w:type="gramEnd"/>
-      <w:r>
-        <w:rPr>
-          <w:rFonts w:ascii="Trebuchet MS" w:hAnsi="Trebuchet MS"/>
-        </w:rPr>
-        <w:t xml:space="preserve"> of participating school in writing.</w:t>
+        <w:t>In case the player/team is being accompanied only by the parent, it should be informed by the Principal of participating school in writing.</w:t>
       </w:r>
     </w:p>
     <w:p>
@@ -5416,21 +5489,7 @@
         <w:rPr>
           <w:color w:val="26282A"/>
         </w:rPr>
-        <w:t xml:space="preserve">have completed only first step i.e. Register a </w:t>
-      </w:r>
-      <w:proofErr w:type="gramStart"/>
-      <w:r>
-        <w:rPr>
-          <w:color w:val="26282A"/>
-        </w:rPr>
-        <w:t>Student</w:t>
-      </w:r>
-      <w:proofErr w:type="gramEnd"/>
-      <w:r>
-        <w:rPr>
-          <w:color w:val="26282A"/>
-        </w:rPr>
-        <w:t xml:space="preserve">, </w:t>
+        <w:t xml:space="preserve">have completed only first step i.e. Register a Student, </w:t>
       </w:r>
       <w:r>
         <w:rPr>
@@ -5904,7 +5963,7 @@
           <w:rFonts w:ascii="Trebuchet MS" w:hAnsi="Trebuchet MS"/>
           <w:szCs w:val="28"/>
         </w:rPr>
-        <w:t xml:space="preserve"> any </w:t>
+        <w:t xml:space="preserve"> any non </w:t>
       </w:r>
       <w:proofErr w:type="spellStart"/>
       <w:r>
@@ -5912,7 +5971,7 @@
           <w:rFonts w:ascii="Trebuchet MS" w:hAnsi="Trebuchet MS"/>
           <w:szCs w:val="28"/>
         </w:rPr>
-        <w:t>non bonafide</w:t>
+        <w:t>bonafide</w:t>
       </w:r>
       <w:proofErr w:type="spellEnd"/>
       <w:r>
@@ -6678,14 +6737,14 @@
         <w:rPr>
           <w:rFonts w:ascii="Trebuchet MS" w:hAnsi="Trebuchet MS"/>
         </w:rPr>
-        <w:t xml:space="preserve">Inclusion of </w:t>
+        <w:t xml:space="preserve">Inclusion of non </w:t>
       </w:r>
       <w:proofErr w:type="spellStart"/>
       <w:r>
         <w:rPr>
           <w:rFonts w:ascii="Trebuchet MS" w:hAnsi="Trebuchet MS"/>
         </w:rPr>
-        <w:t>non bonafide</w:t>
+        <w:t>bonafide</w:t>
       </w:r>
       <w:proofErr w:type="spellEnd"/>
       <w:r>
@@ -7255,7 +7314,6 @@
         </w:rPr>
         <w:t xml:space="preserve"> Secretary </w:t>
       </w:r>
-      <w:proofErr w:type="gramStart"/>
       <w:r>
         <w:rPr>
           <w:rFonts w:ascii="Trebuchet MS" w:hAnsi="Trebuchet MS"/>
@@ -7267,16 +7325,8 @@
         <w:rPr>
           <w:rFonts w:ascii="Trebuchet MS" w:hAnsi="Trebuchet MS"/>
         </w:rPr>
-        <w:t>.CBSE</w:t>
-      </w:r>
-      <w:proofErr w:type="gramEnd"/>
-      <w:r>
-        <w:rPr>
-          <w:rFonts w:ascii="Trebuchet MS" w:hAnsi="Trebuchet MS"/>
-        </w:rPr>
-        <w:t xml:space="preserve"> Observer </w:t>
-      </w:r>
-      <w:proofErr w:type="gramStart"/>
+        <w:t xml:space="preserve">.CBSE Observer </w:t>
+      </w:r>
       <w:r>
         <w:rPr>
           <w:rFonts w:ascii="Trebuchet MS" w:hAnsi="Trebuchet MS"/>
@@ -7288,14 +7338,7 @@
         <w:rPr>
           <w:rFonts w:ascii="Trebuchet MS" w:hAnsi="Trebuchet MS"/>
         </w:rPr>
-        <w:t>.One</w:t>
-      </w:r>
-      <w:proofErr w:type="gramEnd"/>
-      <w:r>
-        <w:rPr>
-          <w:rFonts w:ascii="Trebuchet MS" w:hAnsi="Trebuchet MS"/>
-        </w:rPr>
-        <w:t xml:space="preserve"> or two technically qualified People present at the venue</w:t>
+        <w:t>.One or two technically qualified People present at the venue</w:t>
       </w:r>
     </w:p>
     <w:p>
@@ -7397,30 +7440,14 @@
           <w:rFonts w:ascii="Trebuchet MS" w:hAnsi="Trebuchet MS"/>
           <w:b/>
         </w:rPr>
-        <w:t xml:space="preserve">Deputy </w:t>
-      </w:r>
-      <w:proofErr w:type="gramStart"/>
-      <w:r>
-        <w:rPr>
-          <w:rFonts w:ascii="Trebuchet MS" w:hAnsi="Trebuchet MS"/>
-          <w:b/>
-        </w:rPr>
-        <w:t>Director</w:t>
-      </w:r>
-      <w:r>
-        <w:rPr>
-          <w:rFonts w:ascii="Trebuchet MS" w:hAnsi="Trebuchet MS"/>
-          <w:b/>
-        </w:rPr>
-        <w:t>(</w:t>
-      </w:r>
-      <w:proofErr w:type="gramEnd"/>
-      <w:r>
-        <w:rPr>
-          <w:rFonts w:ascii="Trebuchet MS" w:hAnsi="Trebuchet MS"/>
-          <w:b/>
-        </w:rPr>
-        <w:t>Sports) CBSE.</w:t>
+        <w:t>Deputy Director</w:t>
+      </w:r>
+      <w:r>
+        <w:rPr>
+          <w:rFonts w:ascii="Trebuchet MS" w:hAnsi="Trebuchet MS"/>
+          <w:b/>
+        </w:rPr>
+        <w:t>(Sports) CBSE.</w:t>
       </w:r>
     </w:p>
     <w:p>
@@ -7497,40 +7524,26 @@
         <w:rPr>
           <w:rFonts w:ascii="Trebuchet MS" w:hAnsi="Trebuchet MS"/>
         </w:rPr>
-        <w:t xml:space="preserve">The meeting of the team manager and the coaches with the </w:t>
+        <w:t xml:space="preserve">The meeting of the team manager and the coaches with the Principal and the organizing committee will be held </w:t>
       </w:r>
       <w:proofErr w:type="gramStart"/>
       <w:r>
         <w:rPr>
           <w:rFonts w:ascii="Trebuchet MS" w:hAnsi="Trebuchet MS"/>
         </w:rPr>
-        <w:t>Principal</w:t>
+        <w:t xml:space="preserve">on </w:t>
+      </w:r>
+      <w:r>
+        <w:rPr>
+          <w:rFonts w:ascii="Trebuchet MS" w:hAnsi="Trebuchet MS"/>
+          <w:b/>
+        </w:rPr>
+        <w:t xml:space="preserve"> July</w:t>
       </w:r>
       <w:proofErr w:type="gramEnd"/>
       <w:r>
         <w:rPr>
           <w:rFonts w:ascii="Trebuchet MS" w:hAnsi="Trebuchet MS"/>
-        </w:rPr>
-        <w:t xml:space="preserve"> and the organizing committee will be held </w:t>
-      </w:r>
-      <w:proofErr w:type="gramStart"/>
-      <w:r>
-        <w:rPr>
-          <w:rFonts w:ascii="Trebuchet MS" w:hAnsi="Trebuchet MS"/>
-        </w:rPr>
-        <w:t xml:space="preserve">on </w:t>
-      </w:r>
-      <w:r>
-        <w:rPr>
-          <w:rFonts w:ascii="Trebuchet MS" w:hAnsi="Trebuchet MS"/>
-          <w:b/>
-        </w:rPr>
-        <w:t xml:space="preserve"> July</w:t>
-      </w:r>
-      <w:proofErr w:type="gramEnd"/>
-      <w:r>
-        <w:rPr>
-          <w:rFonts w:ascii="Trebuchet MS" w:hAnsi="Trebuchet MS"/>
           <w:b/>
         </w:rPr>
         <w:t xml:space="preserve"> 20, 2026</w:t>
@@ -7562,19 +7575,11 @@
         </w:rPr>
         <w:t xml:space="preserve"> in the </w:t>
       </w:r>
-      <w:proofErr w:type="gramStart"/>
-      <w:r>
-        <w:rPr>
-          <w:rFonts w:ascii="Trebuchet MS" w:hAnsi="Trebuchet MS"/>
-        </w:rPr>
-        <w:t>Conference hall</w:t>
-      </w:r>
-      <w:proofErr w:type="gramEnd"/>
-      <w:r>
-        <w:rPr>
-          <w:rFonts w:ascii="Trebuchet MS" w:hAnsi="Trebuchet MS"/>
-        </w:rPr>
-        <w:t xml:space="preserve"> of the school. </w:t>
+      <w:r>
+        <w:rPr>
+          <w:rFonts w:ascii="Trebuchet MS" w:hAnsi="Trebuchet MS"/>
+        </w:rPr>
+        <w:t xml:space="preserve">Conference hall of the school. </w:t>
       </w:r>
     </w:p>
     <w:p>
@@ -14622,7 +14627,7 @@
               </wp:anchor>
             </w:drawing>
           </mc:Choice>
-          <mc:Fallback>
+          <mc:Fallback xmlns:w16sdtfl="http://schemas.microsoft.com/office/word/2024/wordml/sdtformatlock" xmlns:w16sdtdh="http://schemas.microsoft.com/office/word/2020/wordml/sdtdatahash" xmlns:w16du="http://schemas.microsoft.com/office/word/2023/wordml/word16du" xmlns:w16="http://schemas.microsoft.com/office/word/2018/wordml" xmlns:w16cid="http://schemas.microsoft.com/office/word/2016/wordml/cid" xmlns:w16cex="http://schemas.microsoft.com/office/word/2018/wordml/cex" xmlns:oel="http://schemas.microsoft.com/office/2019/extlst" xmlns:am3d="http://schemas.microsoft.com/office/drawing/2017/model3d" xmlns:aink="http://schemas.microsoft.com/office/drawing/2016/ink" xmlns:cx8="http://schemas.microsoft.com/office/drawing/2016/5/14/chartex" xmlns:cx7="http://schemas.microsoft.com/office/drawing/2016/5/13/chartex" xmlns:cx6="http://schemas.microsoft.com/office/drawing/2016/5/12/chartex" xmlns:cx5="http://schemas.microsoft.com/office/drawing/2016/5/11/chartex" xmlns:cx4="http://schemas.microsoft.com/office/drawing/2016/5/10/chartex" xmlns:cx3="http://schemas.microsoft.com/office/drawing/2016/5/9/chartex" xmlns:cx2="http://schemas.microsoft.com/office/drawing/2015/10/21/chartex">
             <w:pict>
               <v:rect w14:anchorId="2386F0F2" id="Rectangle 8" o:spid="_x0000_s1026" style="position:absolute;margin-left:159pt;margin-top:35.4pt;width:15.75pt;height:12.75pt;z-index:251660288;visibility:visible;mso-wrap-style:square;mso-width-percent:0;mso-height-percent:0;mso-wrap-distance-left:9pt;mso-wrap-distance-top:0;mso-wrap-distance-right:9pt;mso-wrap-distance-bottom:0;mso-position-horizontal:absolute;mso-position-horizontal-relative:page;mso-position-vertical:absolute;mso-position-vertical-relative:text;mso-width-percent:0;mso-height-percent:0;mso-width-relative:page;mso-height-relative:page;v-text-anchor:top" o:gfxdata="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" filled="f">
                 <w10:wrap anchorx="page"/>
@@ -14702,7 +14707,7 @@
               </wp:anchor>
             </w:drawing>
           </mc:Choice>
-          <mc:Fallback>
+          <mc:Fallback xmlns:w16sdtfl="http://schemas.microsoft.com/office/word/2024/wordml/sdtformatlock" xmlns:w16sdtdh="http://schemas.microsoft.com/office/word/2020/wordml/sdtdatahash" xmlns:w16du="http://schemas.microsoft.com/office/word/2023/wordml/word16du" xmlns:w16="http://schemas.microsoft.com/office/word/2018/wordml" xmlns:w16cid="http://schemas.microsoft.com/office/word/2016/wordml/cid" xmlns:w16cex="http://schemas.microsoft.com/office/word/2018/wordml/cex" xmlns:oel="http://schemas.microsoft.com/office/2019/extlst" xmlns:am3d="http://schemas.microsoft.com/office/drawing/2017/model3d" xmlns:aink="http://schemas.microsoft.com/office/drawing/2016/ink" xmlns:cx8="http://schemas.microsoft.com/office/drawing/2016/5/14/chartex" xmlns:cx7="http://schemas.microsoft.com/office/drawing/2016/5/13/chartex" xmlns:cx6="http://schemas.microsoft.com/office/drawing/2016/5/12/chartex" xmlns:cx5="http://schemas.microsoft.com/office/drawing/2016/5/11/chartex" xmlns:cx4="http://schemas.microsoft.com/office/drawing/2016/5/10/chartex" xmlns:cx3="http://schemas.microsoft.com/office/drawing/2016/5/9/chartex" xmlns:cx2="http://schemas.microsoft.com/office/drawing/2015/10/21/chartex">
             <w:pict>
               <v:rect w14:anchorId="6AE2D414" id="Rectangle 7" o:spid="_x0000_s1026" style="position:absolute;margin-left:303pt;margin-top:35.4pt;width:15.75pt;height:12.75pt;z-index:251661312;visibility:visible;mso-wrap-style:square;mso-width-percent:0;mso-height-percent:0;mso-wrap-distance-left:9pt;mso-wrap-distance-top:0;mso-wrap-distance-right:9pt;mso-wrap-distance-bottom:0;mso-position-horizontal:absolute;mso-position-horizontal-relative:page;mso-position-vertical:absolute;mso-position-vertical-relative:text;mso-width-percent:0;mso-height-percent:0;mso-width-relative:page;mso-height-relative:page;v-text-anchor:top" o:gfxdata="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" filled="f">
                 <w10:wrap anchorx="page"/>
@@ -14782,7 +14787,7 @@
               </wp:anchor>
             </w:drawing>
           </mc:Choice>
-          <mc:Fallback>
+          <mc:Fallback xmlns:w16sdtfl="http://schemas.microsoft.com/office/word/2024/wordml/sdtformatlock" xmlns:w16sdtdh="http://schemas.microsoft.com/office/word/2020/wordml/sdtdatahash" xmlns:w16du="http://schemas.microsoft.com/office/word/2023/wordml/word16du" xmlns:w16="http://schemas.microsoft.com/office/word/2018/wordml" xmlns:w16cid="http://schemas.microsoft.com/office/word/2016/wordml/cid" xmlns:w16cex="http://schemas.microsoft.com/office/word/2018/wordml/cex" xmlns:oel="http://schemas.microsoft.com/office/2019/extlst" xmlns:am3d="http://schemas.microsoft.com/office/drawing/2017/model3d" xmlns:aink="http://schemas.microsoft.com/office/drawing/2016/ink" xmlns:cx8="http://schemas.microsoft.com/office/drawing/2016/5/14/chartex" xmlns:cx7="http://schemas.microsoft.com/office/drawing/2016/5/13/chartex" xmlns:cx6="http://schemas.microsoft.com/office/drawing/2016/5/12/chartex" xmlns:cx5="http://schemas.microsoft.com/office/drawing/2016/5/11/chartex" xmlns:cx4="http://schemas.microsoft.com/office/drawing/2016/5/10/chartex" xmlns:cx3="http://schemas.microsoft.com/office/drawing/2016/5/9/chartex" xmlns:cx2="http://schemas.microsoft.com/office/drawing/2015/10/21/chartex">
             <w:pict>
               <v:rect w14:anchorId="6D540B60" id="Rectangle 6" o:spid="_x0000_s1026" style="position:absolute;margin-left:412.5pt;margin-top:35.4pt;width:15.75pt;height:12.75pt;z-index:251662336;visibility:visible;mso-wrap-style:square;mso-width-percent:0;mso-height-percent:0;mso-wrap-distance-left:9pt;mso-wrap-distance-top:0;mso-wrap-distance-right:9pt;mso-wrap-distance-bottom:0;mso-position-horizontal:absolute;mso-position-horizontal-relative:page;mso-position-vertical:absolute;mso-position-vertical-relative:text;mso-width-percent:0;mso-height-percent:0;mso-width-relative:page;mso-height-relative:page;v-text-anchor:top" o:gfxdata="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" filled="f">
                 <w10:wrap anchorx="page"/>
@@ -14957,7 +14962,7 @@
               </wp:anchor>
             </w:drawing>
           </mc:Choice>
-          <mc:Fallback>
+          <mc:Fallback xmlns:w16sdtfl="http://schemas.microsoft.com/office/word/2024/wordml/sdtformatlock" xmlns:w16sdtdh="http://schemas.microsoft.com/office/word/2020/wordml/sdtdatahash" xmlns:w16du="http://schemas.microsoft.com/office/word/2023/wordml/word16du" xmlns:w16="http://schemas.microsoft.com/office/word/2018/wordml" xmlns:w16cid="http://schemas.microsoft.com/office/word/2016/wordml/cid" xmlns:w16cex="http://schemas.microsoft.com/office/word/2018/wordml/cex" xmlns:oel="http://schemas.microsoft.com/office/2019/extlst" xmlns:am3d="http://schemas.microsoft.com/office/drawing/2017/model3d" xmlns:aink="http://schemas.microsoft.com/office/drawing/2016/ink" xmlns:cx8="http://schemas.microsoft.com/office/drawing/2016/5/14/chartex" xmlns:cx7="http://schemas.microsoft.com/office/drawing/2016/5/13/chartex" xmlns:cx6="http://schemas.microsoft.com/office/drawing/2016/5/12/chartex" xmlns:cx5="http://schemas.microsoft.com/office/drawing/2016/5/11/chartex" xmlns:cx4="http://schemas.microsoft.com/office/drawing/2016/5/10/chartex" xmlns:cx3="http://schemas.microsoft.com/office/drawing/2016/5/9/chartex" xmlns:cx2="http://schemas.microsoft.com/office/drawing/2015/10/21/chartex">
             <w:pict>
               <v:rect w14:anchorId="49A4C1EF" id="Rectangle 5" o:spid="_x0000_s1026" style="position:absolute;margin-left:54pt;margin-top:2.45pt;width:15.75pt;height:12.75pt;z-index:251659264;visibility:visible;mso-wrap-style:square;mso-width-percent:0;mso-height-percent:0;mso-wrap-distance-left:9pt;mso-wrap-distance-top:0;mso-wrap-distance-right:9pt;mso-wrap-distance-bottom:0;mso-position-horizontal:absolute;mso-position-horizontal-relative:page;mso-position-vertical:absolute;mso-position-vertical-relative:text;mso-width-percent:0;mso-height-percent:0;mso-width-relative:page;mso-height-relative:page;v-text-anchor:top" o:gfxdata="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" filled="f">
                 <w10:wrap anchorx="page"/>
@@ -15678,16 +15683,7 @@
                 <w:szCs w:val="24"/>
               </w:rPr>
               <w:tab/>
-              <w:t xml:space="preserve">           </w:t>
-            </w:r>
-            <w:proofErr w:type="gramStart"/>
-            <w:r>
-              <w:rPr>
-                <w:rFonts w:asciiTheme="minorHAnsi" w:hAnsiTheme="minorHAnsi" w:cstheme="minorHAnsi"/>
-                <w:sz w:val="26"/>
-                <w:szCs w:val="24"/>
-              </w:rPr>
-              <w:t xml:space="preserve">  </w:t>
+              <w:t xml:space="preserve">             </w:t>
             </w:r>
             <w:r>
               <w:rPr>
@@ -15698,7 +15694,6 @@
               </w:rPr>
               <w:t>:</w:t>
             </w:r>
-            <w:proofErr w:type="gramEnd"/>
           </w:p>
         </w:tc>
         <w:tc>
@@ -15815,16 +15810,7 @@
                 <w:szCs w:val="24"/>
               </w:rPr>
               <w:tab/>
-              <w:t xml:space="preserve">           </w:t>
-            </w:r>
-            <w:proofErr w:type="gramStart"/>
-            <w:r>
-              <w:rPr>
-                <w:rFonts w:asciiTheme="minorHAnsi" w:hAnsiTheme="minorHAnsi" w:cstheme="minorHAnsi"/>
-                <w:sz w:val="26"/>
-                <w:szCs w:val="24"/>
-              </w:rPr>
-              <w:t xml:space="preserve">  </w:t>
+              <w:t xml:space="preserve">             </w:t>
             </w:r>
             <w:r>
               <w:rPr>
@@ -15835,7 +15821,6 @@
               </w:rPr>
               <w:t>:</w:t>
             </w:r>
-            <w:proofErr w:type="gramEnd"/>
           </w:p>
         </w:tc>
         <w:tc>
@@ -16061,16 +16046,7 @@
                 <w:szCs w:val="24"/>
               </w:rPr>
               <w:tab/>
-              <w:t xml:space="preserve">           </w:t>
-            </w:r>
-            <w:proofErr w:type="gramStart"/>
-            <w:r>
-              <w:rPr>
-                <w:rFonts w:asciiTheme="minorHAnsi" w:hAnsiTheme="minorHAnsi" w:cstheme="minorHAnsi"/>
-                <w:sz w:val="26"/>
-                <w:szCs w:val="24"/>
-              </w:rPr>
-              <w:t xml:space="preserve">  </w:t>
+              <w:t xml:space="preserve">             </w:t>
             </w:r>
             <w:r>
               <w:rPr>
@@ -16081,7 +16057,6 @@
               </w:rPr>
               <w:t>:</w:t>
             </w:r>
-            <w:proofErr w:type="gramEnd"/>
           </w:p>
         </w:tc>
         <w:tc>
@@ -16382,19 +16357,8 @@
                 <w:sz w:val="26"/>
                 <w:szCs w:val="24"/>
               </w:rPr>
-              <w:t xml:space="preserve">arrival (BOYS </w:t>
+              <w:t>arrival (BOYS TEAM)  :</w:t>
             </w:r>
-            <w:proofErr w:type="gramStart"/>
-            <w:r>
-              <w:rPr>
-                <w:rFonts w:asciiTheme="minorHAnsi" w:hAnsiTheme="minorHAnsi" w:cstheme="minorHAnsi"/>
-                <w:spacing w:val="-2"/>
-                <w:sz w:val="26"/>
-                <w:szCs w:val="24"/>
-              </w:rPr>
-              <w:t>TEAM)  :</w:t>
-            </w:r>
-            <w:proofErr w:type="gramEnd"/>
           </w:p>
         </w:tc>
         <w:tc>
@@ -16547,16 +16511,7 @@
                 <w:sz w:val="26"/>
                 <w:szCs w:val="24"/>
               </w:rPr>
-              <w:t>Bus</w:t>
-            </w:r>
-            <w:proofErr w:type="gramStart"/>
-            <w:r>
-              <w:rPr>
-                <w:rFonts w:asciiTheme="minorHAnsi" w:hAnsiTheme="minorHAnsi" w:cstheme="minorHAnsi"/>
-                <w:sz w:val="26"/>
-                <w:szCs w:val="24"/>
-              </w:rPr>
-              <w:t>)</w:t>
+              <w:t>Bus)</w:t>
             </w:r>
             <w:r>
               <w:rPr>
@@ -16576,7 +16531,6 @@
               </w:rPr>
               <w:t>:</w:t>
             </w:r>
-            <w:proofErr w:type="gramEnd"/>
           </w:p>
         </w:tc>
         <w:tc>
@@ -16701,16 +16655,7 @@
                 <w:szCs w:val="24"/>
               </w:rPr>
               <w:tab/>
-              <w:t xml:space="preserve">          </w:t>
-            </w:r>
-            <w:proofErr w:type="gramStart"/>
-            <w:r>
-              <w:rPr>
-                <w:rFonts w:asciiTheme="minorHAnsi" w:hAnsiTheme="minorHAnsi" w:cstheme="minorHAnsi"/>
-                <w:sz w:val="26"/>
-                <w:szCs w:val="24"/>
-              </w:rPr>
-              <w:t xml:space="preserve">  </w:t>
+              <w:t xml:space="preserve">            </w:t>
             </w:r>
             <w:r>
               <w:rPr>
@@ -16721,7 +16666,6 @@
               </w:rPr>
               <w:t>:</w:t>
             </w:r>
-            <w:proofErr w:type="gramEnd"/>
           </w:p>
         </w:tc>
         <w:tc>
@@ -17088,7 +17032,7 @@
               </wp:anchor>
             </w:drawing>
           </mc:Choice>
-          <mc:Fallback>
+          <mc:Fallback xmlns:w16sdtfl="http://schemas.microsoft.com/office/word/2024/wordml/sdtformatlock" xmlns:w16sdtdh="http://schemas.microsoft.com/office/word/2020/wordml/sdtdatahash" xmlns:w16du="http://schemas.microsoft.com/office/word/2023/wordml/word16du" xmlns:w16="http://schemas.microsoft.com/office/word/2018/wordml" xmlns:w16cid="http://schemas.microsoft.com/office/word/2016/wordml/cid" xmlns:w16cex="http://schemas.microsoft.com/office/word/2018/wordml/cex" xmlns:oel="http://schemas.microsoft.com/office/2019/extlst" xmlns:am3d="http://schemas.microsoft.com/office/drawing/2017/model3d" xmlns:aink="http://schemas.microsoft.com/office/drawing/2016/ink" xmlns:cx8="http://schemas.microsoft.com/office/drawing/2016/5/14/chartex" xmlns:cx7="http://schemas.microsoft.com/office/drawing/2016/5/13/chartex" xmlns:cx6="http://schemas.microsoft.com/office/drawing/2016/5/12/chartex" xmlns:cx5="http://schemas.microsoft.com/office/drawing/2016/5/11/chartex" xmlns:cx4="http://schemas.microsoft.com/office/drawing/2016/5/10/chartex" xmlns:cx3="http://schemas.microsoft.com/office/drawing/2016/5/9/chartex" xmlns:cx2="http://schemas.microsoft.com/office/drawing/2015/10/21/chartex">
             <w:pict>
               <v:rect w14:anchorId="3BEBD518" id="Rectangle 4" o:spid="_x0000_s1026" style="position:absolute;margin-left:387.75pt;margin-top:3pt;width:15.75pt;height:12.75pt;z-index:-251651072;visibility:visible;mso-wrap-style:square;mso-width-percent:0;mso-height-percent:0;mso-wrap-distance-left:9pt;mso-wrap-distance-top:0;mso-wrap-distance-right:9pt;mso-wrap-distance-bottom:0;mso-position-horizontal:absolute;mso-position-horizontal-relative:page;mso-position-vertical:absolute;mso-position-vertical-relative:text;mso-width-percent:0;mso-height-percent:0;mso-width-relative:page;mso-height-relative:page;v-text-anchor:top" o:gfxdata="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" filled="f">
                 <w10:wrap anchorx="page"/>
@@ -17170,7 +17114,7 @@
               </wp:anchor>
             </w:drawing>
           </mc:Choice>
-          <mc:Fallback>
+          <mc:Fallback xmlns:w16sdtfl="http://schemas.microsoft.com/office/word/2024/wordml/sdtformatlock" xmlns:w16sdtdh="http://schemas.microsoft.com/office/word/2020/wordml/sdtdatahash" xmlns:w16du="http://schemas.microsoft.com/office/word/2023/wordml/word16du" xmlns:w16="http://schemas.microsoft.com/office/word/2018/wordml" xmlns:w16cid="http://schemas.microsoft.com/office/word/2016/wordml/cid" xmlns:w16cex="http://schemas.microsoft.com/office/word/2018/wordml/cex" xmlns:oel="http://schemas.microsoft.com/office/2019/extlst" xmlns:am3d="http://schemas.microsoft.com/office/drawing/2017/model3d" xmlns:aink="http://schemas.microsoft.com/office/drawing/2016/ink" xmlns:cx8="http://schemas.microsoft.com/office/drawing/2016/5/14/chartex" xmlns:cx7="http://schemas.microsoft.com/office/drawing/2016/5/13/chartex" xmlns:cx6="http://schemas.microsoft.com/office/drawing/2016/5/12/chartex" xmlns:cx5="http://schemas.microsoft.com/office/drawing/2016/5/11/chartex" xmlns:cx4="http://schemas.microsoft.com/office/drawing/2016/5/10/chartex" xmlns:cx3="http://schemas.microsoft.com/office/drawing/2016/5/9/chartex" xmlns:cx2="http://schemas.microsoft.com/office/drawing/2015/10/21/chartex">
             <w:pict>
               <v:rect w14:anchorId="77261D71" id="Rectangle 3" o:spid="_x0000_s1026" style="position:absolute;margin-left:453pt;margin-top:3.75pt;width:15.75pt;height:12.75pt;z-index:251663360;visibility:visible;mso-wrap-style:square;mso-width-percent:0;mso-height-percent:0;mso-wrap-distance-left:9pt;mso-wrap-distance-top:0;mso-wrap-distance-right:9pt;mso-wrap-distance-bottom:0;mso-position-horizontal:absolute;mso-position-horizontal-relative:page;mso-position-vertical:absolute;mso-position-vertical-relative:text;mso-width-percent:0;mso-height-percent:0;mso-width-relative:page;mso-height-relative:page;v-text-anchor:top" o:gfxdata="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" filled="f">
                 <w10:wrap anchorx="page"/>
@@ -17408,7 +17352,7 @@
               </wp:anchor>
             </w:drawing>
           </mc:Choice>
-          <mc:Fallback>
+          <mc:Fallback xmlns:w16sdtfl="http://schemas.microsoft.com/office/word/2024/wordml/sdtformatlock" xmlns:w16sdtdh="http://schemas.microsoft.com/office/word/2020/wordml/sdtdatahash" xmlns:w16du="http://schemas.microsoft.com/office/word/2023/wordml/word16du" xmlns:w16="http://schemas.microsoft.com/office/word/2018/wordml" xmlns:w16cid="http://schemas.microsoft.com/office/word/2016/wordml/cid" xmlns:w16cex="http://schemas.microsoft.com/office/word/2018/wordml/cex" xmlns:oel="http://schemas.microsoft.com/office/2019/extlst" xmlns:am3d="http://schemas.microsoft.com/office/drawing/2017/model3d" xmlns:aink="http://schemas.microsoft.com/office/drawing/2016/ink" xmlns:cx8="http://schemas.microsoft.com/office/drawing/2016/5/14/chartex" xmlns:cx7="http://schemas.microsoft.com/office/drawing/2016/5/13/chartex" xmlns:cx6="http://schemas.microsoft.com/office/drawing/2016/5/12/chartex" xmlns:cx5="http://schemas.microsoft.com/office/drawing/2016/5/11/chartex" xmlns:cx4="http://schemas.microsoft.com/office/drawing/2016/5/10/chartex" xmlns:cx3="http://schemas.microsoft.com/office/drawing/2016/5/9/chartex" xmlns:cx2="http://schemas.microsoft.com/office/drawing/2015/10/21/chartex">
             <w:pict>
               <v:rect w14:anchorId="10C7EF67" id="Rectangle 2" o:spid="_x0000_s1026" style="position:absolute;margin-left:387.75pt;margin-top:5.7pt;width:15.75pt;height:12.75pt;z-index:-251650048;visibility:visible;mso-wrap-style:square;mso-width-percent:0;mso-height-percent:0;mso-wrap-distance-left:9pt;mso-wrap-distance-top:0;mso-wrap-distance-right:9pt;mso-wrap-distance-bottom:0;mso-position-horizontal:absolute;mso-position-horizontal-relative:page;mso-position-vertical:absolute;mso-position-vertical-relative:text;mso-width-percent:0;mso-height-percent:0;mso-width-relative:page;mso-height-relative:page;v-text-anchor:top" o:gfxdata="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" filled="f">
                 <w10:wrap anchorx="page"/>
@@ -17490,7 +17434,7 @@
               </wp:anchor>
             </w:drawing>
           </mc:Choice>
-          <mc:Fallback>
+          <mc:Fallback xmlns:w16sdtfl="http://schemas.microsoft.com/office/word/2024/wordml/sdtformatlock" xmlns:w16sdtdh="http://schemas.microsoft.com/office/word/2020/wordml/sdtdatahash" xmlns:w16du="http://schemas.microsoft.com/office/word/2023/wordml/word16du" xmlns:w16="http://schemas.microsoft.com/office/word/2018/wordml" xmlns:w16cid="http://schemas.microsoft.com/office/word/2016/wordml/cid" xmlns:w16cex="http://schemas.microsoft.com/office/word/2018/wordml/cex" xmlns:oel="http://schemas.microsoft.com/office/2019/extlst" xmlns:am3d="http://schemas.microsoft.com/office/drawing/2017/model3d" xmlns:aink="http://schemas.microsoft.com/office/drawing/2016/ink" xmlns:cx8="http://schemas.microsoft.com/office/drawing/2016/5/14/chartex" xmlns:cx7="http://schemas.microsoft.com/office/drawing/2016/5/13/chartex" xmlns:cx6="http://schemas.microsoft.com/office/drawing/2016/5/12/chartex" xmlns:cx5="http://schemas.microsoft.com/office/drawing/2016/5/11/chartex" xmlns:cx4="http://schemas.microsoft.com/office/drawing/2016/5/10/chartex" xmlns:cx3="http://schemas.microsoft.com/office/drawing/2016/5/9/chartex" xmlns:cx2="http://schemas.microsoft.com/office/drawing/2015/10/21/chartex">
             <w:pict>
               <v:rect w14:anchorId="5952DE35" id="Rectangle 1" o:spid="_x0000_s1026" style="position:absolute;margin-left:453pt;margin-top:5.7pt;width:15.75pt;height:12.75pt;z-index:251664384;visibility:visible;mso-wrap-style:square;mso-width-percent:0;mso-height-percent:0;mso-wrap-distance-left:9pt;mso-wrap-distance-top:0;mso-wrap-distance-right:9pt;mso-wrap-distance-bottom:0;mso-position-horizontal:absolute;mso-position-horizontal-relative:page;mso-position-vertical:absolute;mso-position-vertical-relative:text;mso-width-percent:0;mso-height-percent:0;mso-width-relative:page;mso-height-relative:page;v-text-anchor:top" o:gfxdata="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" filled="f">
                 <w10:wrap anchorx="page"/>
@@ -18397,7 +18341,7 @@
 </file>
 
 <file path=word/numbering.xml><?xml version="1.0" encoding="utf-8"?>
-<w:numbering xmlns:wpc="http://schemas.microsoft.com/office/word/2010/wordprocessingCanvas" xmlns:cx="http://schemas.microsoft.com/office/drawing/2014/chartex" xmlns:cx1="http://schemas.microsoft.com/office/drawing/2015/9/8/chartex" xmlns:cx2="http://schemas.microsoft.com/office/drawing/2015/10/21/chartex" xmlns:cx3="http://schemas.microsoft.com/office/drawing/2016/5/9/chartex" xmlns:cx4="http://schemas.microsoft.com/office/drawing/2016/5/10/chartex" xmlns:cx5="http://schemas.microsoft.com/office/drawing/2016/5/11/chartex" xmlns:cx6="http://schemas.microsoft.com/office/drawing/2016/5/12/chartex" xmlns:cx7="http://schemas.microsoft.com/office/drawing/2016/5/13/chartex" xmlns:cx8="http://schemas.microsoft.com/office/drawing/2016/5/14/chartex" xmlns:mc="http://schemas.openxmlformats.org/markup-compatibility/2006" xmlns:aink="http://schemas.microsoft.com/office/drawing/2016/ink" xmlns:am3d="http://schemas.microsoft.com/office/drawing/2017/model3d" xmlns:o="urn:schemas-microsoft-com:office:office" xmlns:oel="http://schemas.microsoft.com/office/2019/extlst" xmlns:r="http://schemas.openxmlformats.org/officeDocument/2006/relationships" xmlns:m="http://schemas.openxmlformats.org/officeDocument/2006/math" xmlns:v="urn:schemas-microsoft-com:vml" xmlns:wp14="http://schemas.microsoft.com/office/word/2010/wordprocessingDrawing" xmlns:wp="http://schemas.openxmlformats.org/drawingml/2006/wordprocessingDrawing" xmlns:w10="urn:schemas-microsoft-com:office:word" xmlns:w="http://schemas.openxmlformats.org/wordprocessingml/2006/main" xmlns:w14="http://schemas.microsoft.com/office/word/2010/wordml" xmlns:w15="http://schemas.microsoft.com/office/word/2012/wordml" xmlns:w16cex="http://schemas.microsoft.com/office/word/2018/wordml/cex" xmlns:w16cid="http://schemas.microsoft.com/office/word/2016/wordml/cid" xmlns:w16="http://schemas.microsoft.com/office/word/2018/wordml" xmlns:w16du="http://schemas.microsoft.com/office/word/2023/wordml/word16du" xmlns:w16sdtdh="http://schemas.microsoft.com/office/word/2020/wordml/sdtdatahash" xmlns:w16sdtfl="http://schemas.microsoft.com/office/word/2024/wordml/sdtformatlock" xmlns:w16se="http://schemas.microsoft.com/office/word/2015/wordml/symex" xmlns:wpg="http://schemas.microsoft.com/office/word/2010/wordprocessingGroup" xmlns:wpi="http://schemas.microsoft.com/office/word/2010/wordprocessingInk" xmlns:wne="http://schemas.microsoft.com/office/word/2006/wordml" xmlns:wps="http://schemas.microsoft.com/office/word/2010/wordprocessingShape" mc:Ignorable="w14 w15 w16se w16cid w16 w16cex w16sdtdh w16sdtfl w16du wp14">
+<w:numbering xmlns:wpc="http://schemas.microsoft.com/office/word/2010/wordprocessingCanvas" xmlns:cx="http://schemas.microsoft.com/office/drawing/2014/chartex" xmlns:cx1="http://schemas.microsoft.com/office/drawing/2015/9/8/chartex" xmlns:mc="http://schemas.openxmlformats.org/markup-compatibility/2006" xmlns:o="urn:schemas-microsoft-com:office:office" xmlns:r="http://schemas.openxmlformats.org/officeDocument/2006/relationships" xmlns:m="http://schemas.openxmlformats.org/officeDocument/2006/math" xmlns:v="urn:schemas-microsoft-com:vml" xmlns:wp14="http://schemas.microsoft.com/office/word/2010/wordprocessingDrawing" xmlns:wp="http://schemas.openxmlformats.org/drawingml/2006/wordprocessingDrawing" xmlns:w10="urn:schemas-microsoft-com:office:word" xmlns:w="http://schemas.openxmlformats.org/wordprocessingml/2006/main" xmlns:w14="http://schemas.microsoft.com/office/word/2010/wordml" xmlns:w15="http://schemas.microsoft.com/office/word/2012/wordml" xmlns:w16se="http://schemas.microsoft.com/office/word/2015/wordml/symex" xmlns:wpg="http://schemas.microsoft.com/office/word/2010/wordprocessingGroup" xmlns:wpi="http://schemas.microsoft.com/office/word/2010/wordprocessingInk" xmlns:wne="http://schemas.microsoft.com/office/word/2006/wordml" xmlns:wps="http://schemas.microsoft.com/office/word/2010/wordprocessingShape" mc:Ignorable="w14 w15 w16se wp14">
   <w:abstractNum w:abstractNumId="0" w15:restartNumberingAfterBreak="0">
     <w:nsid w:val="042A686F"/>
     <w:multiLevelType w:val="hybridMultilevel"/>
@@ -19417,10 +19361,10 @@
       </w:pPr>
     </w:lvl>
   </w:abstractNum>
-  <w:num w:numId="1" w16cid:durableId="1488594649">
+  <w:num w:numId="1">
     <w:abstractNumId w:val="1"/>
   </w:num>
-  <w:num w:numId="2" w16cid:durableId="1624648442">
+  <w:num w:numId="2">
     <w:abstractNumId w:val="6"/>
     <w:lvlOverride w:ilvl="0">
       <w:startOverride w:val="1"/>
@@ -19450,7 +19394,7 @@
       <w:startOverride w:val="1"/>
     </w:lvlOverride>
   </w:num>
-  <w:num w:numId="3" w16cid:durableId="53816228">
+  <w:num w:numId="3">
     <w:abstractNumId w:val="5"/>
     <w:lvlOverride w:ilvl="0">
       <w:startOverride w:val="1"/>
@@ -19480,7 +19424,7 @@
       <w:startOverride w:val="1"/>
     </w:lvlOverride>
   </w:num>
-  <w:num w:numId="4" w16cid:durableId="262811301">
+  <w:num w:numId="4">
     <w:abstractNumId w:val="8"/>
     <w:lvlOverride w:ilvl="0">
       <w:startOverride w:val="1"/>
@@ -19510,7 +19454,7 @@
       <w:startOverride w:val="1"/>
     </w:lvlOverride>
   </w:num>
-  <w:num w:numId="5" w16cid:durableId="822622687">
+  <w:num w:numId="5">
     <w:abstractNumId w:val="4"/>
     <w:lvlOverride w:ilvl="0">
       <w:startOverride w:val="9"/>
@@ -19540,23 +19484,23 @@
       <w:startOverride w:val="1"/>
     </w:lvlOverride>
   </w:num>
-  <w:num w:numId="6" w16cid:durableId="950555679">
+  <w:num w:numId="6">
     <w:abstractNumId w:val="0"/>
   </w:num>
-  <w:num w:numId="7" w16cid:durableId="1755934460">
+  <w:num w:numId="7">
     <w:abstractNumId w:val="7"/>
   </w:num>
-  <w:num w:numId="8" w16cid:durableId="105734434">
+  <w:num w:numId="8">
     <w:abstractNumId w:val="2"/>
   </w:num>
-  <w:num w:numId="9" w16cid:durableId="376903703">
+  <w:num w:numId="9">
     <w:abstractNumId w:val="3"/>
   </w:num>
 </w:numbering>
 </file>
 
 <file path=word/styles.xml><?xml version="1.0" encoding="utf-8"?>
-<w:styles xmlns:mc="http://schemas.openxmlformats.org/markup-compatibility/2006" xmlns:r="http://schemas.openxmlformats.org/officeDocument/2006/relationships" xmlns:w="http://schemas.openxmlformats.org/wordprocessingml/2006/main" xmlns:w14="http://schemas.microsoft.com/office/word/2010/wordml" xmlns:w15="http://schemas.microsoft.com/office/word/2012/wordml" xmlns:w16cex="http://schemas.microsoft.com/office/word/2018/wordml/cex" xmlns:w16cid="http://schemas.microsoft.com/office/word/2016/wordml/cid" xmlns:w16="http://schemas.microsoft.com/office/word/2018/wordml" xmlns:w16du="http://schemas.microsoft.com/office/word/2023/wordml/word16du" xmlns:w16sdtdh="http://schemas.microsoft.com/office/word/2020/wordml/sdtdatahash" xmlns:w16sdtfl="http://schemas.microsoft.com/office/word/2024/wordml/sdtformatlock" xmlns:w16se="http://schemas.microsoft.com/office/word/2015/wordml/symex" mc:Ignorable="w14 w15 w16se w16cid w16 w16cex w16sdtdh w16sdtfl w16du">
+<w:styles xmlns:mc="http://schemas.openxmlformats.org/markup-compatibility/2006" xmlns:r="http://schemas.openxmlformats.org/officeDocument/2006/relationships" xmlns:w="http://schemas.openxmlformats.org/wordprocessingml/2006/main" xmlns:w14="http://schemas.microsoft.com/office/word/2010/wordml" xmlns:w15="http://schemas.microsoft.com/office/word/2012/wordml" xmlns:w16se="http://schemas.microsoft.com/office/word/2015/wordml/symex" mc:Ignorable="w14 w15 w16se">
   <w:docDefaults>
     <w:rPrDefault>
       <w:rPr>
@@ -19574,7 +19518,7 @@
       </w:pPr>
     </w:pPrDefault>
   </w:docDefaults>
-  <w:latentStyles w:defLockedState="0" w:defUIPriority="99" w:defSemiHidden="0" w:defUnhideWhenUsed="0" w:defQFormat="0" w:count="376">
+  <w:latentStyles w:defLockedState="0" w:defUIPriority="99" w:defSemiHidden="0" w:defUnhideWhenUsed="0" w:defQFormat="0" w:count="371">
     <w:lsdException w:name="Normal" w:uiPriority="0" w:qFormat="1"/>
     <w:lsdException w:name="heading 1" w:uiPriority="9" w:qFormat="1"/>
     <w:lsdException w:name="heading 2" w:semiHidden="1" w:uiPriority="9" w:unhideWhenUsed="1" w:qFormat="1"/>
@@ -19946,11 +19890,6 @@
     <w:lsdException w:name="List Table 5 Dark Accent 6" w:uiPriority="50"/>
     <w:lsdException w:name="List Table 6 Colorful Accent 6" w:uiPriority="51"/>
     <w:lsdException w:name="List Table 7 Colorful Accent 6" w:uiPriority="52"/>
-    <w:lsdException w:name="Mention" w:semiHidden="1" w:unhideWhenUsed="1"/>
-    <w:lsdException w:name="Smart Hyperlink" w:semiHidden="1" w:unhideWhenUsed="1"/>
-    <w:lsdException w:name="Hashtag" w:semiHidden="1" w:unhideWhenUsed="1"/>
-    <w:lsdException w:name="Unresolved Mention" w:semiHidden="1" w:unhideWhenUsed="1"/>
-    <w:lsdException w:name="Smart Link" w:semiHidden="1" w:unhideWhenUsed="1"/>
   </w:latentStyles>
   <w:style w:type="paragraph" w:default="1" w:styleId="Normal">
     <w:name w:val="Normal"/>
@@ -20096,7 +20035,7 @@
       <w:u w:val="single"/>
     </w:rPr>
   </w:style>
-  <w:style w:type="character" w:styleId="UnresolvedMention">
+  <w:style w:type="character" w:customStyle="1" w:styleId="UnresolvedMention">
     <w:name w:val="Unresolved Mention"/>
     <w:basedOn w:val="DefaultParagraphFont"/>
     <w:uiPriority w:val="99"/>
